--- a/samples/formatted_resume_sample.docx
+++ b/samples/formatted_resume_sample.docx
@@ -4,191 +4,216 @@
   <w:body>
     <w:p>
       <w:pPr>
-        <w:spacing w:before="0" w:after="40" w:lineRule="auto" w:line="259"/>
+        <w:spacing w:before="0" w:after="60" w:lineRule="auto" w:line="276"/>
         <w:jc w:val="center"/>
       </w:pPr>
       <w:r>
         <w:rPr>
           <w:rFonts w:ascii="Calibri" w:hAnsi="Calibri"/>
           <w:b/>
-          <w:sz w:val="40"/>
+          <w:sz w:val="36"/>
         </w:rPr>
         <w:t>Cheuk Chan</w:t>
       </w:r>
     </w:p>
     <w:p>
       <w:pPr>
-        <w:spacing w:before="0" w:after="240" w:lineRule="auto" w:line="259"/>
+        <w:spacing w:before="0" w:after="180" w:lineRule="auto" w:line="276"/>
         <w:jc w:val="center"/>
         <w:pBdr>
-          <w:bottom w:val="single" w:sz="6" w:space="1" w:color="B7C3D0"/>
+          <w:bottom w:val="single" w:sz="4" w:space="1" w:color="D4DDE5"/>
         </w:pBdr>
       </w:pPr>
       <w:r>
         <w:rPr>
           <w:rFonts w:ascii="Calibri" w:hAnsi="Calibri"/>
           <w:b w:val="0"/>
-          <w:sz w:val="21"/>
+          <w:sz w:val="22"/>
         </w:rPr>
         <w:t>Homestead, FL | cheukchan9503@outlook.com | 352-723-2015 | linkedin.com/in/example</w:t>
       </w:r>
     </w:p>
     <w:p>
       <w:pPr>
-        <w:spacing w:before="360" w:after="160" w:lineRule="auto" w:line="259"/>
+        <w:spacing w:before="280" w:after="160" w:lineRule="auto" w:line="276"/>
+        <w:jc w:val="left"/>
         <w:pBdr>
-          <w:bottom w:val="single" w:sz="6" w:space="1" w:color="B7C3D0"/>
+          <w:bottom w:val="single" w:sz="4" w:space="1" w:color="D4DDE5"/>
         </w:pBdr>
       </w:pPr>
       <w:r>
         <w:rPr>
           <w:rFonts w:ascii="Calibri" w:hAnsi="Calibri"/>
           <w:b/>
-          <w:sz w:val="24"/>
+          <w:sz w:val="26"/>
         </w:rPr>
         <w:t>Summary</w:t>
       </w:r>
     </w:p>
     <w:p>
       <w:pPr>
-        <w:spacing w:before="0" w:after="60" w:lineRule="auto" w:line="259"/>
+        <w:spacing w:before="0" w:after="120" w:lineRule="auto" w:line="276"/>
         <w:ind w:left="0" w:firstLine="0"/>
+        <w:jc w:val="left"/>
       </w:pPr>
       <w:r>
         <w:rPr>
           <w:rFonts w:ascii="Calibri" w:hAnsi="Calibri"/>
           <w:b w:val="0"/>
-          <w:sz w:val="21"/>
+          <w:sz w:val="22"/>
         </w:rPr>
         <w:t>Senior software engineer with 6+ years building cloud-backed APIs and data-heavy web apps. Shipped production features in healthcare and fintech with a focus on reliability and measurable outcomes.</w:t>
       </w:r>
     </w:p>
     <w:p>
       <w:pPr>
-        <w:spacing w:before="360" w:after="160" w:lineRule="auto" w:line="259"/>
+        <w:spacing w:before="280" w:after="160" w:lineRule="auto" w:line="276"/>
+        <w:jc w:val="left"/>
         <w:pBdr>
-          <w:bottom w:val="single" w:sz="6" w:space="1" w:color="B7C3D0"/>
+          <w:bottom w:val="single" w:sz="4" w:space="1" w:color="D4DDE5"/>
         </w:pBdr>
       </w:pPr>
       <w:r>
         <w:rPr>
           <w:rFonts w:ascii="Calibri" w:hAnsi="Calibri"/>
           <w:b/>
-          <w:sz w:val="24"/>
+          <w:sz w:val="26"/>
         </w:rPr>
         <w:t>Skills</w:t>
       </w:r>
     </w:p>
     <w:p>
       <w:pPr>
-        <w:spacing w:before="40" w:after="100" w:lineRule="auto" w:line="259"/>
+        <w:tabs>
+          <w:tab w:pos="2563" w:val="left"/>
+        </w:tabs>
+        <w:spacing w:before="20" w:after="80" w:lineRule="auto" w:line="276"/>
+        <w:jc w:val="left"/>
       </w:pPr>
       <w:r>
         <w:rPr>
           <w:rFonts w:ascii="Calibri" w:hAnsi="Calibri"/>
           <w:b/>
-          <w:sz w:val="21"/>
+          <w:sz w:val="22"/>
         </w:rPr>
-        <w:t xml:space="preserve">Programming Languages: </w:t>
+        <w:t>Programming Languages:</w:t>
+        <w:tab/>
       </w:r>
       <w:r>
         <w:rPr>
           <w:rFonts w:ascii="Calibri" w:hAnsi="Calibri"/>
           <w:b w:val="0"/>
-          <w:sz w:val="21"/>
+          <w:sz w:val="22"/>
         </w:rPr>
         <w:t>TypeScript, JavaScript, Python, SQL</w:t>
       </w:r>
     </w:p>
     <w:p>
       <w:pPr>
-        <w:spacing w:before="40" w:after="100" w:lineRule="auto" w:line="259"/>
+        <w:tabs>
+          <w:tab w:pos="2563" w:val="left"/>
+        </w:tabs>
+        <w:spacing w:before="20" w:after="80" w:lineRule="auto" w:line="276"/>
+        <w:jc w:val="left"/>
       </w:pPr>
       <w:r>
         <w:rPr>
           <w:rFonts w:ascii="Calibri" w:hAnsi="Calibri"/>
           <w:b/>
-          <w:sz w:val="21"/>
+          <w:sz w:val="22"/>
         </w:rPr>
-        <w:t xml:space="preserve">Frameworks: </w:t>
+        <w:t>Frameworks:</w:t>
+        <w:tab/>
       </w:r>
       <w:r>
         <w:rPr>
           <w:rFonts w:ascii="Calibri" w:hAnsi="Calibri"/>
           <w:b w:val="0"/>
-          <w:sz w:val="21"/>
+          <w:sz w:val="22"/>
         </w:rPr>
         <w:t>React, Node.js</w:t>
       </w:r>
     </w:p>
     <w:p>
       <w:pPr>
-        <w:spacing w:before="40" w:after="100" w:lineRule="auto" w:line="259"/>
+        <w:tabs>
+          <w:tab w:pos="2563" w:val="left"/>
+        </w:tabs>
+        <w:spacing w:before="20" w:after="80" w:lineRule="auto" w:line="276"/>
+        <w:jc w:val="left"/>
       </w:pPr>
       <w:r>
         <w:rPr>
           <w:rFonts w:ascii="Calibri" w:hAnsi="Calibri"/>
           <w:b/>
-          <w:sz w:val="21"/>
+          <w:sz w:val="22"/>
         </w:rPr>
-        <w:t xml:space="preserve">Cloud &amp; Tools: </w:t>
+        <w:t>Cloud &amp; Tools:</w:t>
+        <w:tab/>
       </w:r>
       <w:r>
         <w:rPr>
           <w:rFonts w:ascii="Calibri" w:hAnsi="Calibri"/>
           <w:b w:val="0"/>
-          <w:sz w:val="21"/>
+          <w:sz w:val="22"/>
         </w:rPr>
         <w:t>AWS Lambda, S3, Docker, GitHub Actions</w:t>
       </w:r>
     </w:p>
     <w:p>
       <w:pPr>
-        <w:spacing w:before="40" w:after="100" w:lineRule="auto" w:line="259"/>
+        <w:tabs>
+          <w:tab w:pos="2563" w:val="left"/>
+        </w:tabs>
+        <w:spacing w:before="20" w:after="80" w:lineRule="auto" w:line="276"/>
+        <w:jc w:val="left"/>
       </w:pPr>
       <w:r>
         <w:rPr>
           <w:rFonts w:ascii="Calibri" w:hAnsi="Calibri"/>
           <w:b/>
-          <w:sz w:val="21"/>
+          <w:sz w:val="22"/>
         </w:rPr>
-        <w:t xml:space="preserve">Engineering Practices: </w:t>
+        <w:t>Engineering Practices:</w:t>
+        <w:tab/>
       </w:r>
       <w:r>
         <w:rPr>
           <w:rFonts w:ascii="Calibri" w:hAnsi="Calibri"/>
           <w:b w:val="0"/>
-          <w:sz w:val="21"/>
+          <w:sz w:val="22"/>
         </w:rPr>
         <w:t>CI/CD, code review, incident response</w:t>
       </w:r>
     </w:p>
     <w:p>
       <w:pPr>
-        <w:spacing w:before="360" w:after="160" w:lineRule="auto" w:line="259"/>
+        <w:spacing w:before="280" w:after="160" w:lineRule="auto" w:line="276"/>
+        <w:jc w:val="left"/>
         <w:pBdr>
-          <w:bottom w:val="single" w:sz="6" w:space="1" w:color="B7C3D0"/>
+          <w:bottom w:val="single" w:sz="4" w:space="1" w:color="D4DDE5"/>
         </w:pBdr>
       </w:pPr>
       <w:r>
         <w:rPr>
           <w:rFonts w:ascii="Calibri" w:hAnsi="Calibri"/>
           <w:b/>
-          <w:sz w:val="24"/>
+          <w:sz w:val="26"/>
         </w:rPr>
         <w:t>Experience</w:t>
       </w:r>
     </w:p>
     <w:p>
       <w:pPr>
-        <w:spacing w:before="240" w:after="40" w:lineRule="auto" w:line="259"/>
+        <w:spacing w:before="160" w:after="80" w:lineRule="auto" w:line="276"/>
+        <w:jc w:val="left"/>
       </w:pPr>
       <w:r>
         <w:rPr>
           <w:rFonts w:ascii="Calibri" w:hAnsi="Calibri"/>
           <w:b/>
           <w:i w:val="0"/>
-          <w:color w:val="262626"/>
+          <w:color w:val="212121"/>
           <w:sz w:val="22"/>
         </w:rPr>
         <w:t>Senior Software Engineer</w:t>
@@ -198,7 +223,7 @@
           <w:rFonts w:ascii="Calibri" w:hAnsi="Calibri"/>
           <w:b w:val="0"/>
           <w:i w:val="0"/>
-          <w:color w:val="262626"/>
+          <w:color w:val="212121"/>
           <w:sz w:val="22"/>
         </w:rPr>
         <w:t xml:space="preserve"> | </w:t>
@@ -206,9 +231,9 @@
       <w:r>
         <w:rPr>
           <w:rFonts w:ascii="Calibri" w:hAnsi="Calibri"/>
-          <w:b w:val="0"/>
-          <w:i/>
-          <w:color w:val="262626"/>
+          <w:b/>
+          <w:i w:val="0"/>
+          <w:color w:val="212121"/>
           <w:sz w:val="22"/>
         </w:rPr>
         <w:t>Taazaa Inc</w:t>
@@ -216,28 +241,30 @@
     </w:p>
     <w:p>
       <w:pPr>
-        <w:spacing w:before="0" w:after="120" w:lineRule="auto" w:line="259"/>
+        <w:spacing w:before="20" w:after="200" w:lineRule="auto" w:line="276"/>
+        <w:jc w:val="left"/>
       </w:pPr>
       <w:r>
         <w:rPr>
           <w:rFonts w:ascii="Calibri" w:hAnsi="Calibri"/>
           <w:b w:val="0"/>
           <w:i w:val="0"/>
-          <w:color w:val="4A5E72"/>
-          <w:sz w:val="21"/>
+          <w:color w:val="424242"/>
+          <w:sz w:val="22"/>
         </w:rPr>
         <w:t>Remote | May 2025 – March 2026</w:t>
       </w:r>
     </w:p>
     <w:p>
       <w:pPr>
-        <w:spacing w:before="40" w:after="40" w:lineRule="auto" w:line="259"/>
-        <w:ind w:left="288" w:hanging="288"/>
+        <w:spacing w:before="40" w:after="120" w:lineRule="auto" w:line="276"/>
+        <w:ind w:left="360" w:hanging="360"/>
+        <w:jc w:val="left"/>
       </w:pPr>
       <w:r>
         <w:rPr>
           <w:rFonts w:ascii="Calibri" w:hAnsi="Calibri"/>
-          <w:sz w:val="21"/>
+          <w:sz w:val="22"/>
         </w:rPr>
         <w:t xml:space="preserve">• </w:t>
       </w:r>
@@ -245,20 +272,21 @@
         <w:rPr>
           <w:rFonts w:ascii="Calibri" w:hAnsi="Calibri"/>
           <w:b w:val="0"/>
-          <w:sz w:val="21"/>
+          <w:sz w:val="22"/>
         </w:rPr>
         <w:t>Led design of a customer-facing workflow module; reduced related support tickets by roughly 25% across two release cycles.</w:t>
       </w:r>
     </w:p>
     <w:p>
       <w:pPr>
-        <w:spacing w:before="40" w:after="320" w:lineRule="auto" w:line="259"/>
-        <w:ind w:left="288" w:hanging="288"/>
+        <w:spacing w:before="40" w:after="280" w:lineRule="auto" w:line="276"/>
+        <w:ind w:left="360" w:hanging="360"/>
+        <w:jc w:val="left"/>
       </w:pPr>
       <w:r>
         <w:rPr>
           <w:rFonts w:ascii="Calibri" w:hAnsi="Calibri"/>
-          <w:sz w:val="21"/>
+          <w:sz w:val="22"/>
         </w:rPr>
         <w:t xml:space="preserve">• </w:t>
       </w:r>
@@ -266,21 +294,22 @@
         <w:rPr>
           <w:rFonts w:ascii="Calibri" w:hAnsi="Calibri"/>
           <w:b w:val="0"/>
-          <w:sz w:val="21"/>
+          <w:sz w:val="22"/>
         </w:rPr>
         <w:t>Improved API observability and error handling; fewer Sev-2 incidents in the service area quarter over quarter.</w:t>
       </w:r>
     </w:p>
     <w:p>
       <w:pPr>
-        <w:spacing w:before="240" w:after="40" w:lineRule="auto" w:line="259"/>
+        <w:spacing w:before="160" w:after="80" w:lineRule="auto" w:line="276"/>
+        <w:jc w:val="left"/>
       </w:pPr>
       <w:r>
         <w:rPr>
           <w:rFonts w:ascii="Calibri" w:hAnsi="Calibri"/>
           <w:b/>
           <w:i w:val="0"/>
-          <w:color w:val="262626"/>
+          <w:color w:val="212121"/>
           <w:sz w:val="22"/>
         </w:rPr>
         <w:t>Software Engineer</w:t>
@@ -290,7 +319,7 @@
           <w:rFonts w:ascii="Calibri" w:hAnsi="Calibri"/>
           <w:b w:val="0"/>
           <w:i w:val="0"/>
-          <w:color w:val="262626"/>
+          <w:color w:val="212121"/>
           <w:sz w:val="22"/>
         </w:rPr>
         <w:t xml:space="preserve"> | </w:t>
@@ -298,9 +327,9 @@
       <w:r>
         <w:rPr>
           <w:rFonts w:ascii="Calibri" w:hAnsi="Calibri"/>
-          <w:b w:val="0"/>
-          <w:i/>
-          <w:color w:val="262626"/>
+          <w:b/>
+          <w:i w:val="0"/>
+          <w:color w:val="212121"/>
           <w:sz w:val="22"/>
         </w:rPr>
         <w:t>Alaffia Health</w:t>
@@ -308,28 +337,30 @@
     </w:p>
     <w:p>
       <w:pPr>
-        <w:spacing w:before="0" w:after="120" w:lineRule="auto" w:line="259"/>
+        <w:spacing w:before="20" w:after="200" w:lineRule="auto" w:line="276"/>
+        <w:jc w:val="left"/>
       </w:pPr>
       <w:r>
         <w:rPr>
           <w:rFonts w:ascii="Calibri" w:hAnsi="Calibri"/>
           <w:b w:val="0"/>
           <w:i w:val="0"/>
-          <w:color w:val="4A5E72"/>
-          <w:sz w:val="21"/>
+          <w:color w:val="424242"/>
+          <w:sz w:val="22"/>
         </w:rPr>
         <w:t>Remote | January 2023 – April 2025</w:t>
       </w:r>
     </w:p>
     <w:p>
       <w:pPr>
-        <w:spacing w:before="40" w:after="40" w:lineRule="auto" w:line="259"/>
-        <w:ind w:left="288" w:hanging="288"/>
+        <w:spacing w:before="40" w:after="120" w:lineRule="auto" w:line="276"/>
+        <w:ind w:left="360" w:hanging="360"/>
+        <w:jc w:val="left"/>
       </w:pPr>
       <w:r>
         <w:rPr>
           <w:rFonts w:ascii="Calibri" w:hAnsi="Calibri"/>
-          <w:sz w:val="21"/>
+          <w:sz w:val="22"/>
         </w:rPr>
         <w:t xml:space="preserve">• </w:t>
       </w:r>
@@ -337,20 +368,21 @@
         <w:rPr>
           <w:rFonts w:ascii="Calibri" w:hAnsi="Calibri"/>
           <w:b w:val="0"/>
-          <w:sz w:val="21"/>
+          <w:sz w:val="22"/>
         </w:rPr>
         <w:t>Built HIPAA-aware services integrating claims and eligibility data; supported daily batch volumes in the millions of records.</w:t>
       </w:r>
     </w:p>
     <w:p>
       <w:pPr>
-        <w:spacing w:before="40" w:after="320" w:lineRule="auto" w:line="259"/>
-        <w:ind w:left="288" w:hanging="288"/>
+        <w:spacing w:before="40" w:after="280" w:lineRule="auto" w:line="276"/>
+        <w:ind w:left="360" w:hanging="360"/>
+        <w:jc w:val="left"/>
       </w:pPr>
       <w:r>
         <w:rPr>
           <w:rFonts w:ascii="Calibri" w:hAnsi="Calibri"/>
-          <w:sz w:val="21"/>
+          <w:sz w:val="22"/>
         </w:rPr>
         <w:t xml:space="preserve">• </w:t>
       </w:r>
@@ -358,37 +390,39 @@
         <w:rPr>
           <w:rFonts w:ascii="Calibri" w:hAnsi="Calibri"/>
           <w:b w:val="0"/>
-          <w:sz w:val="21"/>
+          <w:sz w:val="22"/>
         </w:rPr>
         <w:t>Delivered biweekly releases with rollback-safe deployments.</w:t>
       </w:r>
     </w:p>
     <w:p>
       <w:pPr>
-        <w:spacing w:before="360" w:after="160" w:lineRule="auto" w:line="259"/>
+        <w:spacing w:before="280" w:after="160" w:lineRule="auto" w:line="276"/>
+        <w:jc w:val="left"/>
         <w:pBdr>
-          <w:bottom w:val="single" w:sz="6" w:space="1" w:color="B7C3D0"/>
+          <w:bottom w:val="single" w:sz="4" w:space="1" w:color="D4DDE5"/>
         </w:pBdr>
       </w:pPr>
       <w:r>
         <w:rPr>
           <w:rFonts w:ascii="Calibri" w:hAnsi="Calibri"/>
           <w:b/>
-          <w:sz w:val="24"/>
+          <w:sz w:val="26"/>
         </w:rPr>
         <w:t>Education</w:t>
       </w:r>
     </w:p>
     <w:p>
       <w:pPr>
-        <w:spacing w:before="240" w:after="40" w:lineRule="auto" w:line="259"/>
+        <w:spacing w:before="160" w:after="80" w:lineRule="auto" w:line="276"/>
+        <w:jc w:val="left"/>
       </w:pPr>
       <w:r>
         <w:rPr>
           <w:rFonts w:ascii="Calibri" w:hAnsi="Calibri"/>
           <w:b/>
           <w:i w:val="0"/>
-          <w:color w:val="262626"/>
+          <w:color w:val="212121"/>
           <w:sz w:val="22"/>
         </w:rPr>
         <w:t>B.S. Computer Science</w:t>
@@ -398,7 +432,7 @@
           <w:rFonts w:ascii="Calibri" w:hAnsi="Calibri"/>
           <w:b w:val="0"/>
           <w:i w:val="0"/>
-          <w:color w:val="262626"/>
+          <w:color w:val="212121"/>
           <w:sz w:val="22"/>
         </w:rPr>
         <w:t xml:space="preserve"> | </w:t>
@@ -406,9 +440,9 @@
       <w:r>
         <w:rPr>
           <w:rFonts w:ascii="Calibri" w:hAnsi="Calibri"/>
-          <w:b w:val="0"/>
-          <w:i/>
-          <w:color w:val="262626"/>
+          <w:b/>
+          <w:i w:val="0"/>
+          <w:color w:val="212121"/>
           <w:sz w:val="22"/>
         </w:rPr>
         <w:t>State University</w:t>
@@ -416,22 +450,23 @@
     </w:p>
     <w:p>
       <w:pPr>
-        <w:spacing w:before="0" w:after="120" w:lineRule="auto" w:line="259"/>
+        <w:spacing w:before="20" w:after="200" w:lineRule="auto" w:line="276"/>
+        <w:jc w:val="left"/>
       </w:pPr>
       <w:r>
         <w:rPr>
           <w:rFonts w:ascii="Calibri" w:hAnsi="Calibri"/>
           <w:b w:val="0"/>
           <w:i w:val="0"/>
-          <w:color w:val="4A5E72"/>
-          <w:sz w:val="21"/>
+          <w:color w:val="424242"/>
+          <w:sz w:val="22"/>
         </w:rPr>
         <w:t>Tampa, FL | May 2018</w:t>
       </w:r>
     </w:p>
     <w:sectPr>
       <w:pgSz w:w="12240" w:h="15840"/>
-      <w:pgMar w:top="1080" w:right="1080" w:bottom="1080" w:left="1080" w:header="720" w:footer="720" w:gutter="0"/>
+      <w:pgMar w:top="1296" w:right="1296" w:bottom="1296" w:left="1296" w:header="720" w:footer="720" w:gutter="0"/>
       <w:cols w:space="720"/>
       <w:docGrid w:linePitch="360"/>
     </w:sectPr>
@@ -803,11 +838,11 @@
     <w:qFormat/>
     <w:rsid w:val="00FC693F"/>
     <w:pPr>
-      <w:spacing w:before="0" w:after="0" w:lineRule="auto" w:line="259"/>
+      <w:spacing w:before="0" w:after="0" w:lineRule="auto" w:line="276"/>
     </w:pPr>
     <w:rPr>
       <w:rFonts w:ascii="Calibri" w:hAnsi="Calibri"/>
-      <w:sz w:val="21"/>
+      <w:sz w:val="22"/>
     </w:rPr>
   </w:style>
   <w:style w:type="paragraph" w:styleId="Header">

--- a/samples/formatted_resume_sample.docx
+++ b/samples/formatted_resume_sample.docx
@@ -4,21 +4,21 @@
   <w:body>
     <w:p>
       <w:pPr>
-        <w:spacing w:before="0" w:after="60" w:lineRule="auto" w:line="276"/>
+        <w:spacing w:before="0" w:after="60" w:lineRule="auto" w:line="264"/>
         <w:jc w:val="center"/>
       </w:pPr>
       <w:r>
         <w:rPr>
           <w:rFonts w:ascii="Calibri" w:hAnsi="Calibri"/>
           <w:b/>
-          <w:sz w:val="36"/>
+          <w:sz w:val="44"/>
         </w:rPr>
         <w:t>Cheuk Chan</w:t>
       </w:r>
     </w:p>
     <w:p>
       <w:pPr>
-        <w:spacing w:before="0" w:after="180" w:lineRule="auto" w:line="276"/>
+        <w:spacing w:before="0" w:after="180" w:lineRule="auto" w:line="264"/>
         <w:jc w:val="center"/>
         <w:pBdr>
           <w:bottom w:val="single" w:sz="4" w:space="1" w:color="D4DDE5"/>
@@ -35,7 +35,7 @@
     </w:p>
     <w:p>
       <w:pPr>
-        <w:spacing w:before="280" w:after="160" w:lineRule="auto" w:line="276"/>
+        <w:spacing w:before="200" w:after="140" w:lineRule="auto" w:line="264"/>
         <w:jc w:val="left"/>
         <w:pBdr>
           <w:bottom w:val="single" w:sz="4" w:space="1" w:color="D4DDE5"/>
@@ -45,14 +45,14 @@
         <w:rPr>
           <w:rFonts w:ascii="Calibri" w:hAnsi="Calibri"/>
           <w:b/>
-          <w:sz w:val="26"/>
+          <w:sz w:val="24"/>
         </w:rPr>
         <w:t>Summary</w:t>
       </w:r>
     </w:p>
     <w:p>
       <w:pPr>
-        <w:spacing w:before="0" w:after="120" w:lineRule="auto" w:line="276"/>
+        <w:spacing w:before="0" w:after="120" w:lineRule="auto" w:line="264"/>
         <w:ind w:left="0" w:firstLine="0"/>
         <w:jc w:val="left"/>
       </w:pPr>
@@ -67,7 +67,7 @@
     </w:p>
     <w:p>
       <w:pPr>
-        <w:spacing w:before="280" w:after="160" w:lineRule="auto" w:line="276"/>
+        <w:spacing w:before="200" w:after="140" w:lineRule="auto" w:line="264"/>
         <w:jc w:val="left"/>
         <w:pBdr>
           <w:bottom w:val="single" w:sz="4" w:space="1" w:color="D4DDE5"/>
@@ -77,7 +77,7 @@
         <w:rPr>
           <w:rFonts w:ascii="Calibri" w:hAnsi="Calibri"/>
           <w:b/>
-          <w:sz w:val="26"/>
+          <w:sz w:val="24"/>
         </w:rPr>
         <w:t>Skills</w:t>
       </w:r>
@@ -87,7 +87,7 @@
         <w:tabs>
           <w:tab w:pos="2563" w:val="left"/>
         </w:tabs>
-        <w:spacing w:before="20" w:after="80" w:lineRule="auto" w:line="276"/>
+        <w:spacing w:before="40" w:after="140" w:lineRule="auto" w:line="264"/>
         <w:jc w:val="left"/>
       </w:pPr>
       <w:r>
@@ -113,7 +113,7 @@
         <w:tabs>
           <w:tab w:pos="2563" w:val="left"/>
         </w:tabs>
-        <w:spacing w:before="20" w:after="80" w:lineRule="auto" w:line="276"/>
+        <w:spacing w:before="40" w:after="140" w:lineRule="auto" w:line="264"/>
         <w:jc w:val="left"/>
       </w:pPr>
       <w:r>
@@ -139,7 +139,7 @@
         <w:tabs>
           <w:tab w:pos="2563" w:val="left"/>
         </w:tabs>
-        <w:spacing w:before="20" w:after="80" w:lineRule="auto" w:line="276"/>
+        <w:spacing w:before="40" w:after="140" w:lineRule="auto" w:line="264"/>
         <w:jc w:val="left"/>
       </w:pPr>
       <w:r>
@@ -165,7 +165,7 @@
         <w:tabs>
           <w:tab w:pos="2563" w:val="left"/>
         </w:tabs>
-        <w:spacing w:before="20" w:after="80" w:lineRule="auto" w:line="276"/>
+        <w:spacing w:before="40" w:after="140" w:lineRule="auto" w:line="264"/>
         <w:jc w:val="left"/>
       </w:pPr>
       <w:r>
@@ -188,7 +188,7 @@
     </w:p>
     <w:p>
       <w:pPr>
-        <w:spacing w:before="280" w:after="160" w:lineRule="auto" w:line="276"/>
+        <w:spacing w:before="200" w:after="140" w:lineRule="auto" w:line="264"/>
         <w:jc w:val="left"/>
         <w:pBdr>
           <w:bottom w:val="single" w:sz="4" w:space="1" w:color="D4DDE5"/>
@@ -198,14 +198,14 @@
         <w:rPr>
           <w:rFonts w:ascii="Calibri" w:hAnsi="Calibri"/>
           <w:b/>
-          <w:sz w:val="26"/>
+          <w:sz w:val="24"/>
         </w:rPr>
         <w:t>Experience</w:t>
       </w:r>
     </w:p>
     <w:p>
       <w:pPr>
-        <w:spacing w:before="160" w:after="80" w:lineRule="auto" w:line="276"/>
+        <w:spacing w:before="160" w:after="60" w:lineRule="auto" w:line="264"/>
         <w:jc w:val="left"/>
       </w:pPr>
       <w:r>
@@ -241,7 +241,7 @@
     </w:p>
     <w:p>
       <w:pPr>
-        <w:spacing w:before="20" w:after="200" w:lineRule="auto" w:line="276"/>
+        <w:spacing w:before="0" w:after="120" w:lineRule="auto" w:line="264"/>
         <w:jc w:val="left"/>
       </w:pPr>
       <w:r>
@@ -257,7 +257,7 @@
     </w:p>
     <w:p>
       <w:pPr>
-        <w:spacing w:before="40" w:after="120" w:lineRule="auto" w:line="276"/>
+        <w:spacing w:before="0" w:after="0" w:lineRule="auto" w:line="264"/>
         <w:ind w:left="360" w:hanging="360"/>
         <w:jc w:val="left"/>
       </w:pPr>
@@ -279,7 +279,7 @@
     </w:p>
     <w:p>
       <w:pPr>
-        <w:spacing w:before="40" w:after="280" w:lineRule="auto" w:line="276"/>
+        <w:spacing w:before="0" w:after="120" w:lineRule="auto" w:line="264"/>
         <w:ind w:left="360" w:hanging="360"/>
         <w:jc w:val="left"/>
       </w:pPr>
@@ -301,7 +301,7 @@
     </w:p>
     <w:p>
       <w:pPr>
-        <w:spacing w:before="160" w:after="80" w:lineRule="auto" w:line="276"/>
+        <w:spacing w:before="160" w:after="60" w:lineRule="auto" w:line="264"/>
         <w:jc w:val="left"/>
       </w:pPr>
       <w:r>
@@ -337,7 +337,7 @@
     </w:p>
     <w:p>
       <w:pPr>
-        <w:spacing w:before="20" w:after="200" w:lineRule="auto" w:line="276"/>
+        <w:spacing w:before="0" w:after="120" w:lineRule="auto" w:line="264"/>
         <w:jc w:val="left"/>
       </w:pPr>
       <w:r>
@@ -353,7 +353,7 @@
     </w:p>
     <w:p>
       <w:pPr>
-        <w:spacing w:before="40" w:after="120" w:lineRule="auto" w:line="276"/>
+        <w:spacing w:before="0" w:after="0" w:lineRule="auto" w:line="264"/>
         <w:ind w:left="360" w:hanging="360"/>
         <w:jc w:val="left"/>
       </w:pPr>
@@ -375,7 +375,7 @@
     </w:p>
     <w:p>
       <w:pPr>
-        <w:spacing w:before="40" w:after="280" w:lineRule="auto" w:line="276"/>
+        <w:spacing w:before="0" w:after="120" w:lineRule="auto" w:line="264"/>
         <w:ind w:left="360" w:hanging="360"/>
         <w:jc w:val="left"/>
       </w:pPr>
@@ -397,7 +397,7 @@
     </w:p>
     <w:p>
       <w:pPr>
-        <w:spacing w:before="280" w:after="160" w:lineRule="auto" w:line="276"/>
+        <w:spacing w:before="200" w:after="140" w:lineRule="auto" w:line="264"/>
         <w:jc w:val="left"/>
         <w:pBdr>
           <w:bottom w:val="single" w:sz="4" w:space="1" w:color="D4DDE5"/>
@@ -407,14 +407,14 @@
         <w:rPr>
           <w:rFonts w:ascii="Calibri" w:hAnsi="Calibri"/>
           <w:b/>
-          <w:sz w:val="26"/>
+          <w:sz w:val="24"/>
         </w:rPr>
         <w:t>Education</w:t>
       </w:r>
     </w:p>
     <w:p>
       <w:pPr>
-        <w:spacing w:before="160" w:after="80" w:lineRule="auto" w:line="276"/>
+        <w:spacing w:before="120" w:after="60" w:lineRule="auto" w:line="264"/>
         <w:jc w:val="left"/>
       </w:pPr>
       <w:r>
@@ -450,7 +450,7 @@
     </w:p>
     <w:p>
       <w:pPr>
-        <w:spacing w:before="20" w:after="200" w:lineRule="auto" w:line="276"/>
+        <w:spacing w:before="0" w:after="160" w:lineRule="auto" w:line="264"/>
         <w:jc w:val="left"/>
       </w:pPr>
       <w:r>
@@ -466,7 +466,7 @@
     </w:p>
     <w:sectPr>
       <w:pgSz w:w="12240" w:h="15840"/>
-      <w:pgMar w:top="1296" w:right="1296" w:bottom="1296" w:left="1296" w:header="720" w:footer="720" w:gutter="0"/>
+      <w:pgMar w:top="864" w:right="864" w:bottom="864" w:left="864" w:header="720" w:footer="720" w:gutter="0"/>
       <w:cols w:space="720"/>
       <w:docGrid w:linePitch="360"/>
     </w:sectPr>
@@ -838,7 +838,7 @@
     <w:qFormat/>
     <w:rsid w:val="00FC693F"/>
     <w:pPr>
-      <w:spacing w:before="0" w:after="0" w:lineRule="auto" w:line="276"/>
+      <w:spacing w:before="0" w:after="0" w:lineRule="auto" w:line="264"/>
     </w:pPr>
     <w:rPr>
       <w:rFonts w:ascii="Calibri" w:hAnsi="Calibri"/>
